--- a/Documentation/SOC config guide.docx
+++ b/Documentation/SOC config guide.docx
@@ -4,10 +4,9 @@
   <w:body>
     <w:p>
       <w:pPr>
-        <w:jc w:val="center"/>
+        <w:pStyle w:val="NoSpacing"/>
         <w:rPr>
-          <w:b/>
-          <w:sz w:val="44"/>
+          <w:rFonts w:hint="eastAsia"/>
         </w:rPr>
       </w:pPr>
     </w:p>
@@ -61,13 +60,16 @@
         <w:pStyle w:val="Heading1"/>
       </w:pPr>
       <w:r>
-        <w:t xml:space="preserve">1. </w:t>
-      </w:r>
-      <w:r>
-        <w:t>Purpose</w:t>
+        <w:t>1. Purpose</w:t>
       </w:r>
     </w:p>
-    <w:p/>
+    <w:p>
+      <w:pPr>
+        <w:rPr>
+          <w:rFonts w:hint="eastAsia"/>
+        </w:rPr>
+      </w:pPr>
+    </w:p>
     <w:p>
       <w:pPr>
         <w:rPr>
@@ -86,7 +88,13 @@
         <w:t>2. Agent Log Collection</w:t>
       </w:r>
     </w:p>
-    <w:p/>
+    <w:p>
+      <w:pPr>
+        <w:rPr>
+          <w:rFonts w:hint="eastAsia"/>
+        </w:rPr>
+      </w:pPr>
+    </w:p>
     <w:p>
       <w:pPr>
         <w:ind w:left="360"/>
@@ -107,12 +115,6 @@
           <w:sz w:val="17"/>
         </w:rPr>
         <w:br/>
-      </w:r>
-      <w:r>
-        <w:rPr>
-          <w:rFonts w:ascii="Consolas" w:hAnsi="Consolas"/>
-          <w:sz w:val="17"/>
-        </w:rPr>
         <w:t xml:space="preserve">  &lt;location&gt;C:\ProgramData\ChromeHistoryMonitor\chrome_history.log&lt;/location&gt;</w:t>
       </w:r>
       <w:r>
@@ -168,14 +170,7 @@
           <w:sz w:val="17"/>
         </w:rPr>
         <w:br/>
-        <w:t>&lt;/local</w:t>
-      </w:r>
-      <w:r>
-        <w:rPr>
-          <w:rFonts w:ascii="Consolas" w:hAnsi="Consolas"/>
-          <w:sz w:val="17"/>
-        </w:rPr>
-        <w:t>file&gt;</w:t>
+        <w:t>&lt;/localfile&gt;</w:t>
       </w:r>
     </w:p>
     <w:p>
@@ -232,14 +227,7 @@
           <w:sz w:val="17"/>
         </w:rPr>
         <w:br/>
-        <w:t xml:space="preserve">  &lt;description&gt;Chrome </w:t>
-      </w:r>
-      <w:r>
-        <w:rPr>
-          <w:rFonts w:ascii="Consolas" w:hAnsi="Consolas"/>
-          <w:sz w:val="17"/>
-        </w:rPr>
-        <w:t>web browsing history recorded on Windows endpoint.&lt;/description&gt;</w:t>
+        <w:t xml:space="preserve">  &lt;description&gt;Chrome web browsing history recorded on Windows endpoint.&lt;/description&gt;</w:t>
       </w:r>
       <w:r>
         <w:rPr>
@@ -294,14 +282,7 @@
           <w:sz w:val="17"/>
         </w:rPr>
         <w:br/>
-        <w:t xml:space="preserve">  &lt;field name="win.eventdata.path" type="pcre2"&gt;(?</w:t>
-      </w:r>
-      <w:r>
-        <w:rPr>
-          <w:rFonts w:ascii="Consolas" w:hAnsi="Consolas"/>
-          <w:sz w:val="17"/>
-        </w:rPr>
-        <w:t>i)C:\\ProgramData\\ChromeHistoryMonitor\\collector\.ps1&lt;/field&gt;</w:t>
+        <w:t xml:space="preserve">  &lt;field name="win.eventdata.path" type="pcre2"&gt;(?i)C:\\ProgramData\\ChromeHistoryMonitor\\collector\.ps1&lt;/field&gt;</w:t>
       </w:r>
       <w:r>
         <w:rPr>
@@ -348,14 +329,7 @@
           <w:rFonts w:ascii="Consolas" w:hAnsi="Consolas"/>
           <w:sz w:val="17"/>
         </w:rPr>
-        <w:t>&lt;rule id="</w:t>
-      </w:r>
-      <w:r>
-        <w:rPr>
-          <w:rFonts w:ascii="Consolas" w:hAnsi="Consolas"/>
-          <w:sz w:val="17"/>
-        </w:rPr>
-        <w:t>100202" level="5"&gt;</w:t>
+        <w:t>&lt;rule id="100202" level="5"&gt;</w:t>
       </w:r>
       <w:r>
         <w:rPr>
@@ -379,13 +353,6 @@
           <w:sz w:val="17"/>
         </w:rPr>
         <w:br/>
-      </w:r>
-      <w:r>
-        <w:rPr>
-          <w:rFonts w:ascii="Consolas" w:hAnsi="Consolas"/>
-          <w:sz w:val="17"/>
-        </w:rPr>
-        <w:lastRenderedPageBreak/>
         <w:t xml:space="preserve">  &lt;group&gt;chrome_upload,&lt;/group&gt;</w:t>
       </w:r>
       <w:r>
@@ -402,6 +369,7 @@
         <w:pStyle w:val="Heading1"/>
       </w:pPr>
       <w:r>
+        <w:lastRenderedPageBreak/>
         <w:t>4. Rule Validation</w:t>
       </w:r>
     </w:p>
@@ -427,10 +395,7 @@
         </w:rPr>
       </w:pPr>
       <w:r>
-        <w:t>Test representative CHROME_HISTORY</w:t>
-      </w:r>
-      <w:r>
-        <w:t xml:space="preserve"> and UPLOAD_ACTIVITY events before production rollout.</w:t>
+        <w:t>Test representative CHROME_HISTORY and UPLOAD_ACTIVITY events before production rollout.</w:t>
       </w:r>
     </w:p>
     <w:p>
@@ -479,10 +444,7 @@
         </w:rPr>
       </w:pPr>
       <w:r>
-        <w:t>Sysmon provides supporting process/network/endpoint telemetry. It does not read Chrome's History da</w:t>
-      </w:r>
-      <w:r>
-        <w:t>tabase. Use the organization's approved Sysmon XML and Wazuh Windows Event Log collection. This project documentation does not define a single complete Sysmon XML.</w:t>
+        <w:t>Sysmon provides supporting process/network/endpoint telemetry. It does not read Chrome's History database. Use the organization's approved Sysmon XML and Wazuh Windows Event Log collection. This project documentation does not define a single complete Sysmon XML.</w:t>
       </w:r>
     </w:p>
     <w:p>
@@ -500,13 +462,7 @@
         </w:rPr>
       </w:pPr>
       <w:r>
-        <w:t>Use the Wazuh Agent name for PC identity</w:t>
-      </w:r>
-      <w:r>
-        <w:t xml:space="preserve"> and the</w:t>
-      </w:r>
-      <w:r>
-        <w:t xml:space="preserve"> event's username/profile fields for browser context.</w:t>
+        <w:t>Use the Wazuh Agent name for PC identity and the event's username/profile fields for browser context.</w:t>
       </w:r>
     </w:p>
     <w:p>
@@ -580,15 +536,15 @@
         </w:rPr>
       </w:pPr>
       <w:r>
-        <w:t xml:space="preserve">Confirm </w:t>
-      </w:r>
-      <w:r>
-        <w:t>100201 is narrowly scoped.</w:t>
+        <w:t>Confirm 100201 is narrowly scoped.</w:t>
       </w:r>
     </w:p>
     <w:p>
       <w:pPr>
         <w:pStyle w:val="ListBullet"/>
+        <w:rPr>
+          <w:rFonts w:hint="eastAsia"/>
+        </w:rPr>
       </w:pPr>
       <w:r>
         <w:t>Verify alerts can be located by Agent name.</w:t>
@@ -1188,11 +1144,6 @@
     <w:lsdException w:name="Book Title" w:uiPriority="33" w:qFormat="1"/>
     <w:lsdException w:name="Bibliography" w:semiHidden="1" w:uiPriority="37" w:unhideWhenUsed="1"/>
     <w:lsdException w:name="TOC Heading" w:semiHidden="1" w:uiPriority="39" w:unhideWhenUsed="1" w:qFormat="1"/>
-    <w:lsdException w:name="Plain Table 5" w:semiHidden="1" w:unhideWhenUsed="1"/>
-    <w:lsdException w:name="Grid Table Light" w:semiHidden="1" w:unhideWhenUsed="1"/>
-    <w:lsdException w:name="Grid Table 1 Light" w:semiHidden="1" w:unhideWhenUsed="1"/>
-    <w:lsdException w:name="Grid Table 2" w:semiHidden="1" w:unhideWhenUsed="1"/>
-    <w:lsdException w:name="Grid Table 3" w:semiHidden="1" w:unhideWhenUsed="1"/>
     <w:lsdException w:name="Grid Table 4" w:uiPriority="49"/>
     <w:lsdException w:name="Grid Table 5 Dark" w:uiPriority="50"/>
     <w:lsdException w:name="Grid Table 6 Colorful" w:uiPriority="51"/>

--- a/Documentation/SOC config guide.docx
+++ b/Documentation/SOC config guide.docx
@@ -5,9 +5,6 @@
     <w:p>
       <w:pPr>
         <w:pStyle w:val="NoSpacing"/>
-        <w:rPr>
-          <w:rFonts w:hint="eastAsia"/>
-        </w:rPr>
       </w:pPr>
     </w:p>
     <w:p>
@@ -22,23 +19,7 @@
           <w:b/>
           <w:sz w:val="44"/>
         </w:rPr>
-        <w:t xml:space="preserve">SOC / </w:t>
-      </w:r>
-      <w:proofErr w:type="spellStart"/>
-      <w:r>
-        <w:rPr>
-          <w:b/>
-          <w:sz w:val="44"/>
-        </w:rPr>
-        <w:t>Wazuh</w:t>
-      </w:r>
-      <w:proofErr w:type="spellEnd"/>
-      <w:r>
-        <w:rPr>
-          <w:b/>
-          <w:sz w:val="44"/>
-        </w:rPr>
-        <w:t xml:space="preserve"> Manager Configuration Guide</w:t>
+        <w:t>SOC / Wazuh Manager Configuration Guide</w:t>
       </w:r>
     </w:p>
     <w:p>
@@ -314,11 +295,455 @@
         <w:pStyle w:val="Heading2"/>
       </w:pPr>
       <w:r>
+        <w:lastRenderedPageBreak/>
         <w:t>3.3 Upload — 100202</w:t>
       </w:r>
     </w:p>
     <w:p>
       <w:pPr>
+        <w:pStyle w:val="Heading2"/>
+        <w:spacing w:line="240" w:lineRule="auto"/>
+        <w:rPr>
+          <w:rFonts w:ascii="Consolas" w:eastAsiaTheme="minorEastAsia" w:hAnsi="Consolas" w:cstheme="minorBidi" w:hint="eastAsia"/>
+          <w:b w:val="0"/>
+          <w:bCs w:val="0"/>
+          <w:color w:val="auto"/>
+          <w:sz w:val="17"/>
+          <w:szCs w:val="22"/>
+        </w:rPr>
+      </w:pPr>
+      <w:r>
+        <w:rPr>
+          <w:rFonts w:ascii="Consolas" w:eastAsiaTheme="minorEastAsia" w:hAnsi="Consolas" w:cstheme="minorBidi" w:hint="eastAsia"/>
+          <w:b w:val="0"/>
+          <w:bCs w:val="0"/>
+          <w:color w:val="auto"/>
+          <w:sz w:val="17"/>
+          <w:szCs w:val="22"/>
+        </w:rPr>
+        <w:t xml:space="preserve">  &lt;rule id="100202" level="5"&gt;</w:t>
+      </w:r>
+    </w:p>
+    <w:p>
+      <w:pPr>
+        <w:pStyle w:val="Heading2"/>
+        <w:spacing w:line="240" w:lineRule="auto"/>
+        <w:rPr>
+          <w:rFonts w:ascii="Consolas" w:eastAsiaTheme="minorEastAsia" w:hAnsi="Consolas" w:cstheme="minorBidi" w:hint="eastAsia"/>
+          <w:b w:val="0"/>
+          <w:bCs w:val="0"/>
+          <w:color w:val="auto"/>
+          <w:sz w:val="17"/>
+          <w:szCs w:val="22"/>
+        </w:rPr>
+      </w:pPr>
+      <w:r>
+        <w:rPr>
+          <w:rFonts w:ascii="Consolas" w:eastAsiaTheme="minorEastAsia" w:hAnsi="Consolas" w:cstheme="minorBidi" w:hint="eastAsia"/>
+          <w:b w:val="0"/>
+          <w:bCs w:val="0"/>
+          <w:color w:val="auto"/>
+          <w:sz w:val="17"/>
+          <w:szCs w:val="22"/>
+        </w:rPr>
+        <w:t xml:space="preserve">    &lt;</w:t>
+      </w:r>
+      <w:proofErr w:type="spellStart"/>
+      <w:r>
+        <w:rPr>
+          <w:rFonts w:ascii="Consolas" w:eastAsiaTheme="minorEastAsia" w:hAnsi="Consolas" w:cstheme="minorBidi" w:hint="eastAsia"/>
+          <w:b w:val="0"/>
+          <w:bCs w:val="0"/>
+          <w:color w:val="auto"/>
+          <w:sz w:val="17"/>
+          <w:szCs w:val="22"/>
+        </w:rPr>
+        <w:t>decoded_as</w:t>
+      </w:r>
+      <w:proofErr w:type="spellEnd"/>
+      <w:r>
+        <w:rPr>
+          <w:rFonts w:ascii="Consolas" w:eastAsiaTheme="minorEastAsia" w:hAnsi="Consolas" w:cstheme="minorBidi" w:hint="eastAsia"/>
+          <w:b w:val="0"/>
+          <w:bCs w:val="0"/>
+          <w:color w:val="auto"/>
+          <w:sz w:val="17"/>
+          <w:szCs w:val="22"/>
+        </w:rPr>
+        <w:t>&gt;</w:t>
+      </w:r>
+      <w:proofErr w:type="spellStart"/>
+      <w:r>
+        <w:rPr>
+          <w:rFonts w:ascii="Consolas" w:eastAsiaTheme="minorEastAsia" w:hAnsi="Consolas" w:cstheme="minorBidi" w:hint="eastAsia"/>
+          <w:b w:val="0"/>
+          <w:bCs w:val="0"/>
+          <w:color w:val="auto"/>
+          <w:sz w:val="17"/>
+          <w:szCs w:val="22"/>
+        </w:rPr>
+        <w:t>chrome_upload_monitor</w:t>
+      </w:r>
+      <w:proofErr w:type="spellEnd"/>
+      <w:r>
+        <w:rPr>
+          <w:rFonts w:ascii="Consolas" w:eastAsiaTheme="minorEastAsia" w:hAnsi="Consolas" w:cstheme="minorBidi" w:hint="eastAsia"/>
+          <w:b w:val="0"/>
+          <w:bCs w:val="0"/>
+          <w:color w:val="auto"/>
+          <w:sz w:val="17"/>
+          <w:szCs w:val="22"/>
+        </w:rPr>
+        <w:t>&lt;/</w:t>
+      </w:r>
+      <w:proofErr w:type="spellStart"/>
+      <w:r>
+        <w:rPr>
+          <w:rFonts w:ascii="Consolas" w:eastAsiaTheme="minorEastAsia" w:hAnsi="Consolas" w:cstheme="minorBidi" w:hint="eastAsia"/>
+          <w:b w:val="0"/>
+          <w:bCs w:val="0"/>
+          <w:color w:val="auto"/>
+          <w:sz w:val="17"/>
+          <w:szCs w:val="22"/>
+        </w:rPr>
+        <w:t>decoded_as</w:t>
+      </w:r>
+      <w:proofErr w:type="spellEnd"/>
+      <w:r>
+        <w:rPr>
+          <w:rFonts w:ascii="Consolas" w:eastAsiaTheme="minorEastAsia" w:hAnsi="Consolas" w:cstheme="minorBidi" w:hint="eastAsia"/>
+          <w:b w:val="0"/>
+          <w:bCs w:val="0"/>
+          <w:color w:val="auto"/>
+          <w:sz w:val="17"/>
+          <w:szCs w:val="22"/>
+        </w:rPr>
+        <w:t>&gt;</w:t>
+      </w:r>
+    </w:p>
+    <w:p>
+      <w:pPr>
+        <w:pStyle w:val="Heading2"/>
+        <w:spacing w:line="240" w:lineRule="auto"/>
+        <w:rPr>
+          <w:rFonts w:ascii="Consolas" w:eastAsiaTheme="minorEastAsia" w:hAnsi="Consolas" w:cstheme="minorBidi" w:hint="eastAsia"/>
+          <w:b w:val="0"/>
+          <w:bCs w:val="0"/>
+          <w:color w:val="auto"/>
+          <w:sz w:val="17"/>
+          <w:szCs w:val="22"/>
+        </w:rPr>
+      </w:pPr>
+      <w:r>
+        <w:rPr>
+          <w:rFonts w:ascii="Consolas" w:eastAsiaTheme="minorEastAsia" w:hAnsi="Consolas" w:cstheme="minorBidi" w:hint="eastAsia"/>
+          <w:b w:val="0"/>
+          <w:bCs w:val="0"/>
+          <w:color w:val="auto"/>
+          <w:sz w:val="17"/>
+          <w:szCs w:val="22"/>
+        </w:rPr>
+        <w:t xml:space="preserve">    &lt;description&gt;Chrome file upload activity detected on Windows </w:t>
+      </w:r>
+      <w:proofErr w:type="gramStart"/>
+      <w:r>
+        <w:rPr>
+          <w:rFonts w:ascii="Consolas" w:eastAsiaTheme="minorEastAsia" w:hAnsi="Consolas" w:cstheme="minorBidi" w:hint="eastAsia"/>
+          <w:b w:val="0"/>
+          <w:bCs w:val="0"/>
+          <w:color w:val="auto"/>
+          <w:sz w:val="17"/>
+          <w:szCs w:val="22"/>
+        </w:rPr>
+        <w:t>endpoint.&lt;</w:t>
+      </w:r>
+      <w:proofErr w:type="gramEnd"/>
+      <w:r>
+        <w:rPr>
+          <w:rFonts w:ascii="Consolas" w:eastAsiaTheme="minorEastAsia" w:hAnsi="Consolas" w:cstheme="minorBidi" w:hint="eastAsia"/>
+          <w:b w:val="0"/>
+          <w:bCs w:val="0"/>
+          <w:color w:val="auto"/>
+          <w:sz w:val="17"/>
+          <w:szCs w:val="22"/>
+        </w:rPr>
+        <w:t>/description&gt;</w:t>
+      </w:r>
+    </w:p>
+    <w:p>
+      <w:pPr>
+        <w:pStyle w:val="Heading2"/>
+        <w:spacing w:line="240" w:lineRule="auto"/>
+        <w:rPr>
+          <w:rFonts w:ascii="Consolas" w:eastAsiaTheme="minorEastAsia" w:hAnsi="Consolas" w:cstheme="minorBidi" w:hint="eastAsia"/>
+          <w:b w:val="0"/>
+          <w:bCs w:val="0"/>
+          <w:color w:val="auto"/>
+          <w:sz w:val="17"/>
+          <w:szCs w:val="22"/>
+        </w:rPr>
+      </w:pPr>
+      <w:r>
+        <w:rPr>
+          <w:rFonts w:ascii="Consolas" w:eastAsiaTheme="minorEastAsia" w:hAnsi="Consolas" w:cstheme="minorBidi" w:hint="eastAsia"/>
+          <w:b w:val="0"/>
+          <w:bCs w:val="0"/>
+          <w:color w:val="auto"/>
+          <w:sz w:val="17"/>
+          <w:szCs w:val="22"/>
+        </w:rPr>
+        <w:t xml:space="preserve">    &lt;group&gt;</w:t>
+      </w:r>
+      <w:proofErr w:type="spellStart"/>
+      <w:r>
+        <w:rPr>
+          <w:rFonts w:ascii="Consolas" w:eastAsiaTheme="minorEastAsia" w:hAnsi="Consolas" w:cstheme="minorBidi" w:hint="eastAsia"/>
+          <w:b w:val="0"/>
+          <w:bCs w:val="0"/>
+          <w:color w:val="auto"/>
+          <w:sz w:val="17"/>
+          <w:szCs w:val="22"/>
+        </w:rPr>
+        <w:t>chrome_</w:t>
+      </w:r>
+      <w:proofErr w:type="gramStart"/>
+      <w:r>
+        <w:rPr>
+          <w:rFonts w:ascii="Consolas" w:eastAsiaTheme="minorEastAsia" w:hAnsi="Consolas" w:cstheme="minorBidi" w:hint="eastAsia"/>
+          <w:b w:val="0"/>
+          <w:bCs w:val="0"/>
+          <w:color w:val="auto"/>
+          <w:sz w:val="17"/>
+          <w:szCs w:val="22"/>
+        </w:rPr>
+        <w:t>upload,file</w:t>
+      </w:r>
+      <w:proofErr w:type="gramEnd"/>
+      <w:r>
+        <w:rPr>
+          <w:rFonts w:ascii="Consolas" w:eastAsiaTheme="minorEastAsia" w:hAnsi="Consolas" w:cstheme="minorBidi" w:hint="eastAsia"/>
+          <w:b w:val="0"/>
+          <w:bCs w:val="0"/>
+          <w:color w:val="auto"/>
+          <w:sz w:val="17"/>
+          <w:szCs w:val="22"/>
+        </w:rPr>
+        <w:t>_upload,chrome</w:t>
+      </w:r>
+      <w:proofErr w:type="spellEnd"/>
+      <w:r>
+        <w:rPr>
+          <w:rFonts w:ascii="Consolas" w:eastAsiaTheme="minorEastAsia" w:hAnsi="Consolas" w:cstheme="minorBidi" w:hint="eastAsia"/>
+          <w:b w:val="0"/>
+          <w:bCs w:val="0"/>
+          <w:color w:val="auto"/>
+          <w:sz w:val="17"/>
+          <w:szCs w:val="22"/>
+        </w:rPr>
+        <w:t>,&lt;/group&gt;</w:t>
+      </w:r>
+    </w:p>
+    <w:p>
+      <w:pPr>
+        <w:pStyle w:val="Heading2"/>
+        <w:spacing w:line="240" w:lineRule="auto"/>
+        <w:rPr>
+          <w:rFonts w:ascii="Consolas" w:eastAsiaTheme="minorEastAsia" w:hAnsi="Consolas" w:cstheme="minorBidi"/>
+          <w:b w:val="0"/>
+          <w:bCs w:val="0"/>
+          <w:color w:val="auto"/>
+          <w:sz w:val="17"/>
+          <w:szCs w:val="22"/>
+        </w:rPr>
+      </w:pPr>
+      <w:r>
+        <w:rPr>
+          <w:rFonts w:ascii="Consolas" w:eastAsiaTheme="minorEastAsia" w:hAnsi="Consolas" w:cstheme="minorBidi" w:hint="eastAsia"/>
+          <w:b w:val="0"/>
+          <w:bCs w:val="0"/>
+          <w:color w:val="auto"/>
+          <w:sz w:val="17"/>
+          <w:szCs w:val="22"/>
+        </w:rPr>
+        <w:t xml:space="preserve">  &lt;/rule&gt;</w:t>
+      </w:r>
+    </w:p>
+    <w:p>
+      <w:pPr>
+        <w:pStyle w:val="Heading2"/>
+        <w:spacing w:line="240" w:lineRule="auto"/>
+      </w:pPr>
+      <w:r>
+        <w:t>3.4 Clipboard drop — 100210</w:t>
+      </w:r>
+    </w:p>
+    <w:p>
+      <w:pPr>
+        <w:spacing w:line="240" w:lineRule="auto"/>
+        <w:ind w:left="360"/>
+        <w:rPr>
+          <w:rFonts w:ascii="Consolas" w:hAnsi="Consolas" w:hint="eastAsia"/>
+          <w:sz w:val="17"/>
+        </w:rPr>
+      </w:pPr>
+      <w:r>
+        <w:rPr>
+          <w:rFonts w:ascii="Consolas" w:hAnsi="Consolas" w:hint="eastAsia"/>
+          <w:sz w:val="17"/>
+        </w:rPr>
+        <w:t xml:space="preserve">  &lt;rule id="100210" level="5"&gt;</w:t>
+      </w:r>
+    </w:p>
+    <w:p>
+      <w:pPr>
+        <w:spacing w:line="240" w:lineRule="auto"/>
+        <w:ind w:left="360"/>
+        <w:rPr>
+          <w:rFonts w:ascii="Consolas" w:hAnsi="Consolas" w:hint="eastAsia"/>
+          <w:sz w:val="17"/>
+        </w:rPr>
+      </w:pPr>
+      <w:r>
+        <w:rPr>
+          <w:rFonts w:ascii="Consolas" w:hAnsi="Consolas" w:hint="eastAsia"/>
+          <w:sz w:val="17"/>
+        </w:rPr>
+        <w:t xml:space="preserve">    &lt;</w:t>
+      </w:r>
+      <w:proofErr w:type="spellStart"/>
+      <w:r>
+        <w:rPr>
+          <w:rFonts w:ascii="Consolas" w:hAnsi="Consolas" w:hint="eastAsia"/>
+          <w:sz w:val="17"/>
+        </w:rPr>
+        <w:t>decoded_as</w:t>
+      </w:r>
+      <w:proofErr w:type="spellEnd"/>
+      <w:r>
+        <w:rPr>
+          <w:rFonts w:ascii="Consolas" w:hAnsi="Consolas" w:hint="eastAsia"/>
+          <w:sz w:val="17"/>
+        </w:rPr>
+        <w:t>&gt;</w:t>
+      </w:r>
+      <w:proofErr w:type="spellStart"/>
+      <w:r>
+        <w:rPr>
+          <w:rFonts w:ascii="Consolas" w:hAnsi="Consolas" w:hint="eastAsia"/>
+          <w:sz w:val="17"/>
+        </w:rPr>
+        <w:t>chrome_paste_monitor</w:t>
+      </w:r>
+      <w:proofErr w:type="spellEnd"/>
+      <w:r>
+        <w:rPr>
+          <w:rFonts w:ascii="Consolas" w:hAnsi="Consolas" w:hint="eastAsia"/>
+          <w:sz w:val="17"/>
+        </w:rPr>
+        <w:t>&lt;/</w:t>
+      </w:r>
+      <w:proofErr w:type="spellStart"/>
+      <w:r>
+        <w:rPr>
+          <w:rFonts w:ascii="Consolas" w:hAnsi="Consolas" w:hint="eastAsia"/>
+          <w:sz w:val="17"/>
+        </w:rPr>
+        <w:t>decoded_as</w:t>
+      </w:r>
+      <w:proofErr w:type="spellEnd"/>
+      <w:r>
+        <w:rPr>
+          <w:rFonts w:ascii="Consolas" w:hAnsi="Consolas" w:hint="eastAsia"/>
+          <w:sz w:val="17"/>
+        </w:rPr>
+        <w:t>&gt;</w:t>
+      </w:r>
+    </w:p>
+    <w:p>
+      <w:pPr>
+        <w:spacing w:line="240" w:lineRule="auto"/>
+        <w:ind w:left="360"/>
+        <w:rPr>
+          <w:rFonts w:ascii="Consolas" w:hAnsi="Consolas" w:hint="eastAsia"/>
+          <w:sz w:val="17"/>
+        </w:rPr>
+      </w:pPr>
+      <w:r>
+        <w:rPr>
+          <w:rFonts w:ascii="Consolas" w:hAnsi="Consolas" w:hint="eastAsia"/>
+          <w:sz w:val="17"/>
+        </w:rPr>
+        <w:t xml:space="preserve">    &lt;description&gt;Chrome clipboard paste activity </w:t>
+      </w:r>
+      <w:proofErr w:type="gramStart"/>
+      <w:r>
+        <w:rPr>
+          <w:rFonts w:ascii="Consolas" w:hAnsi="Consolas" w:hint="eastAsia"/>
+          <w:sz w:val="17"/>
+        </w:rPr>
+        <w:t>detected.&lt;</w:t>
+      </w:r>
+      <w:proofErr w:type="gramEnd"/>
+      <w:r>
+        <w:rPr>
+          <w:rFonts w:ascii="Consolas" w:hAnsi="Consolas" w:hint="eastAsia"/>
+          <w:sz w:val="17"/>
+        </w:rPr>
+        <w:t>/description&gt;</w:t>
+      </w:r>
+    </w:p>
+    <w:p>
+      <w:pPr>
+        <w:spacing w:line="240" w:lineRule="auto"/>
+        <w:ind w:left="360"/>
+        <w:rPr>
+          <w:rFonts w:ascii="Consolas" w:hAnsi="Consolas" w:hint="eastAsia"/>
+          <w:sz w:val="17"/>
+        </w:rPr>
+      </w:pPr>
+      <w:r>
+        <w:rPr>
+          <w:rFonts w:ascii="Consolas" w:hAnsi="Consolas" w:hint="eastAsia"/>
+          <w:sz w:val="17"/>
+        </w:rPr>
+        <w:t xml:space="preserve">    &lt;group&gt;</w:t>
+      </w:r>
+      <w:proofErr w:type="spellStart"/>
+      <w:r>
+        <w:rPr>
+          <w:rFonts w:ascii="Consolas" w:hAnsi="Consolas" w:hint="eastAsia"/>
+          <w:sz w:val="17"/>
+        </w:rPr>
+        <w:t>chrome_</w:t>
+      </w:r>
+      <w:proofErr w:type="gramStart"/>
+      <w:r>
+        <w:rPr>
+          <w:rFonts w:ascii="Consolas" w:hAnsi="Consolas" w:hint="eastAsia"/>
+          <w:sz w:val="17"/>
+        </w:rPr>
+        <w:t>paste,clipboard</w:t>
+      </w:r>
+      <w:proofErr w:type="gramEnd"/>
+      <w:r>
+        <w:rPr>
+          <w:rFonts w:ascii="Consolas" w:hAnsi="Consolas" w:hint="eastAsia"/>
+          <w:sz w:val="17"/>
+        </w:rPr>
+        <w:t>,diskless_dlp</w:t>
+      </w:r>
+      <w:proofErr w:type="spellEnd"/>
+      <w:r>
+        <w:rPr>
+          <w:rFonts w:ascii="Consolas" w:hAnsi="Consolas" w:hint="eastAsia"/>
+          <w:sz w:val="17"/>
+        </w:rPr>
+        <w:t>,&lt;/group&gt;</w:t>
+      </w:r>
+    </w:p>
+    <w:p>
+      <w:pPr>
+        <w:spacing w:line="240" w:lineRule="auto"/>
         <w:ind w:left="360"/>
         <w:rPr>
           <w:rFonts w:hint="eastAsia"/>
@@ -326,76 +751,277 @@
       </w:pPr>
       <w:r>
         <w:rPr>
-          <w:rFonts w:ascii="Consolas" w:hAnsi="Consolas"/>
+          <w:rFonts w:ascii="Consolas" w:hAnsi="Consolas" w:hint="eastAsia"/>
           <w:sz w:val="17"/>
         </w:rPr>
-        <w:t>&lt;rule id="100202" level="5"&gt;</w:t>
+        <w:t xml:space="preserve">  &lt;/rule&gt;</w:t>
+      </w:r>
+    </w:p>
+    <w:p>
+      <w:pPr>
+        <w:pStyle w:val="Heading1"/>
+      </w:pPr>
+      <w:r>
+        <w:t xml:space="preserve">4. </w:t>
+      </w:r>
+      <w:r>
+        <w:t>Decoder Rules</w:t>
+      </w:r>
+    </w:p>
+    <w:p/>
+    <w:p>
+      <w:pPr>
+        <w:rPr>
+          <w:rFonts w:asciiTheme="majorHAnsi" w:eastAsiaTheme="majorEastAsia" w:hAnsiTheme="majorHAnsi" w:cstheme="majorBidi"/>
+          <w:b/>
+          <w:bCs/>
+          <w:color w:val="000000" w:themeColor="text1"/>
+          <w:sz w:val="26"/>
+          <w:szCs w:val="26"/>
+        </w:rPr>
+      </w:pPr>
+      <w:r>
+        <w:rPr>
+          <w:rFonts w:asciiTheme="majorHAnsi" w:eastAsiaTheme="majorEastAsia" w:hAnsiTheme="majorHAnsi" w:cstheme="majorBidi"/>
+          <w:b/>
+          <w:bCs/>
+          <w:color w:val="000000" w:themeColor="text1"/>
+          <w:sz w:val="26"/>
+          <w:szCs w:val="26"/>
+        </w:rPr>
+        <w:t xml:space="preserve">4.1 Decoder Rules for Paste monitoring </w:t>
+      </w:r>
+    </w:p>
+    <w:p>
+      <w:pPr>
+        <w:spacing w:line="240" w:lineRule="auto"/>
+        <w:rPr>
+          <w:rFonts w:hint="eastAsia"/>
+        </w:rPr>
+      </w:pPr>
+      <w:r>
+        <w:rPr>
+          <w:rFonts w:hint="eastAsia"/>
+        </w:rPr>
+        <w:t>&lt;decoder name="</w:t>
+      </w:r>
+      <w:proofErr w:type="spellStart"/>
+      <w:r>
+        <w:rPr>
+          <w:rFonts w:hint="eastAsia"/>
+        </w:rPr>
+        <w:t>chrome_paste_monitor</w:t>
+      </w:r>
+      <w:proofErr w:type="spellEnd"/>
+      <w:r>
+        <w:rPr>
+          <w:rFonts w:hint="eastAsia"/>
+        </w:rPr>
+        <w:t>"&gt;</w:t>
+      </w:r>
+    </w:p>
+    <w:p>
+      <w:pPr>
+        <w:spacing w:line="240" w:lineRule="auto"/>
+        <w:rPr>
+          <w:rFonts w:hint="eastAsia"/>
+        </w:rPr>
+      </w:pPr>
+      <w:r>
+        <w:rPr>
+          <w:rFonts w:hint="eastAsia"/>
+        </w:rPr>
+        <w:t xml:space="preserve">    &lt;</w:t>
+      </w:r>
+      <w:proofErr w:type="spellStart"/>
+      <w:r>
+        <w:rPr>
+          <w:rFonts w:hint="eastAsia"/>
+        </w:rPr>
+        <w:t>prematch</w:t>
+      </w:r>
+      <w:proofErr w:type="spellEnd"/>
+      <w:r>
+        <w:rPr>
+          <w:rFonts w:hint="eastAsia"/>
+        </w:rPr>
+        <w:t>&gt;^CHROME_PASTE &lt;/</w:t>
+      </w:r>
+      <w:proofErr w:type="spellStart"/>
+      <w:r>
+        <w:rPr>
+          <w:rFonts w:hint="eastAsia"/>
+        </w:rPr>
+        <w:t>prematch</w:t>
+      </w:r>
+      <w:proofErr w:type="spellEnd"/>
+      <w:r>
+        <w:rPr>
+          <w:rFonts w:hint="eastAsia"/>
+        </w:rPr>
+        <w:t>&gt;</w:t>
+      </w:r>
+    </w:p>
+    <w:p>
+      <w:pPr>
+        <w:spacing w:line="240" w:lineRule="auto"/>
+        <w:rPr>
+          <w:rFonts w:hint="eastAsia"/>
+        </w:rPr>
+      </w:pPr>
+      <w:r>
+        <w:rPr>
+          <w:rFonts w:hint="eastAsia"/>
+        </w:rPr>
+        <w:t>&lt;/decoder&gt;</w:t>
+      </w:r>
+    </w:p>
+    <w:p>
+      <w:pPr>
+        <w:rPr>
+          <w:rFonts w:asciiTheme="majorHAnsi" w:eastAsiaTheme="majorEastAsia" w:hAnsiTheme="majorHAnsi" w:cstheme="majorBidi" w:hint="eastAsia"/>
+          <w:b/>
+          <w:bCs/>
+          <w:color w:val="000000" w:themeColor="text1"/>
+          <w:sz w:val="26"/>
+          <w:szCs w:val="26"/>
+        </w:rPr>
+      </w:pPr>
+      <w:r>
+        <w:rPr>
+          <w:rFonts w:asciiTheme="majorHAnsi" w:eastAsiaTheme="majorEastAsia" w:hAnsiTheme="majorHAnsi" w:cstheme="majorBidi"/>
+          <w:b/>
+          <w:bCs/>
+          <w:color w:val="000000" w:themeColor="text1"/>
+          <w:sz w:val="26"/>
+          <w:szCs w:val="26"/>
+        </w:rPr>
+        <w:t>4.</w:t>
       </w:r>
       <w:r>
         <w:rPr>
-          <w:rFonts w:ascii="Consolas" w:hAnsi="Consolas"/>
-          <w:sz w:val="17"/>
+          <w:rFonts w:asciiTheme="majorHAnsi" w:eastAsiaTheme="majorEastAsia" w:hAnsiTheme="majorHAnsi" w:cstheme="majorBidi"/>
+          <w:b/>
+          <w:bCs/>
+          <w:color w:val="000000" w:themeColor="text1"/>
+          <w:sz w:val="26"/>
+          <w:szCs w:val="26"/>
         </w:rPr>
-        <w:br/>
-        <w:t xml:space="preserve">  &lt;match&gt;UPLOAD_ACTIVITY&lt;/match&gt;</w:t>
+        <w:t>2</w:t>
       </w:r>
       <w:r>
         <w:rPr>
-          <w:rFonts w:ascii="Consolas" w:hAnsi="Consolas"/>
-          <w:sz w:val="17"/>
+          <w:rFonts w:asciiTheme="majorHAnsi" w:eastAsiaTheme="majorEastAsia" w:hAnsiTheme="majorHAnsi" w:cstheme="majorBidi"/>
+          <w:b/>
+          <w:bCs/>
+          <w:color w:val="000000" w:themeColor="text1"/>
+          <w:sz w:val="26"/>
+          <w:szCs w:val="26"/>
         </w:rPr>
-        <w:br/>
-        <w:t xml:space="preserve">  &lt;description&gt;Chrome upload activity detected on Windows endpoint.&lt;/description&gt;</w:t>
+        <w:t xml:space="preserve"> Decoder Rules for</w:t>
       </w:r>
       <w:r>
         <w:rPr>
-          <w:rFonts w:ascii="Consolas" w:hAnsi="Consolas"/>
-          <w:sz w:val="17"/>
+          <w:rFonts w:asciiTheme="majorHAnsi" w:eastAsiaTheme="majorEastAsia" w:hAnsiTheme="majorHAnsi" w:cstheme="majorBidi"/>
+          <w:b/>
+          <w:bCs/>
+          <w:color w:val="000000" w:themeColor="text1"/>
+          <w:sz w:val="26"/>
+          <w:szCs w:val="26"/>
         </w:rPr>
-        <w:br/>
-        <w:t xml:space="preserve">  &lt;group&gt;chrome_upload,&lt;/group&gt;</w:t>
+        <w:t xml:space="preserve"> Upload Monitoring</w:t>
       </w:r>
       <w:r>
         <w:rPr>
-          <w:rFonts w:ascii="Consolas" w:hAnsi="Consolas"/>
-          <w:sz w:val="17"/>
+          <w:rFonts w:asciiTheme="majorHAnsi" w:eastAsiaTheme="majorEastAsia" w:hAnsiTheme="majorHAnsi" w:cstheme="majorBidi"/>
+          <w:b/>
+          <w:bCs/>
+          <w:color w:val="000000" w:themeColor="text1"/>
+          <w:sz w:val="26"/>
+          <w:szCs w:val="26"/>
         </w:rPr>
-        <w:br/>
-        <w:t>&lt;/rule&gt;</w:t>
+        <w:t xml:space="preserve"> </w:t>
       </w:r>
     </w:p>
     <w:p>
       <w:pPr>
-        <w:pStyle w:val="Heading1"/>
+        <w:spacing w:line="240" w:lineRule="auto"/>
+        <w:rPr>
+          <w:rFonts w:hint="eastAsia"/>
+        </w:rPr>
       </w:pPr>
       <w:r>
-        <w:lastRenderedPageBreak/>
-        <w:t>4. Rule Validation</w:t>
+        <w:rPr>
+          <w:rFonts w:hint="eastAsia"/>
+        </w:rPr>
+        <w:t>&lt;decoder name="</w:t>
+      </w:r>
+      <w:proofErr w:type="spellStart"/>
+      <w:r>
+        <w:rPr>
+          <w:rFonts w:hint="eastAsia"/>
+        </w:rPr>
+        <w:t>chrome_upload_monitor</w:t>
+      </w:r>
+      <w:proofErr w:type="spellEnd"/>
+      <w:r>
+        <w:rPr>
+          <w:rFonts w:hint="eastAsia"/>
+        </w:rPr>
+        <w:t>"&gt;</w:t>
       </w:r>
     </w:p>
     <w:p>
       <w:pPr>
-        <w:ind w:left="360"/>
+        <w:spacing w:line="240" w:lineRule="auto"/>
         <w:rPr>
           <w:rFonts w:hint="eastAsia"/>
         </w:rPr>
       </w:pPr>
       <w:r>
         <w:rPr>
-          <w:rFonts w:ascii="Consolas" w:hAnsi="Consolas"/>
-          <w:sz w:val="17"/>
+          <w:rFonts w:hint="eastAsia"/>
         </w:rPr>
-        <w:t>/var/ossec/bin/wazuh-logtest</w:t>
+        <w:t xml:space="preserve">    &lt;</w:t>
+      </w:r>
+      <w:proofErr w:type="spellStart"/>
+      <w:r>
+        <w:rPr>
+          <w:rFonts w:hint="eastAsia"/>
+        </w:rPr>
+        <w:t>prematch</w:t>
+      </w:r>
+      <w:proofErr w:type="spellEnd"/>
+      <w:r>
+        <w:rPr>
+          <w:rFonts w:hint="eastAsia"/>
+        </w:rPr>
+        <w:t>&gt;^UPLOAD_ACTIVITY &lt;/</w:t>
+      </w:r>
+      <w:proofErr w:type="spellStart"/>
+      <w:r>
+        <w:rPr>
+          <w:rFonts w:hint="eastAsia"/>
+        </w:rPr>
+        <w:t>prematch</w:t>
+      </w:r>
+      <w:proofErr w:type="spellEnd"/>
+      <w:r>
+        <w:rPr>
+          <w:rFonts w:hint="eastAsia"/>
+        </w:rPr>
+        <w:t>&gt;</w:t>
       </w:r>
     </w:p>
     <w:p>
       <w:pPr>
+        <w:spacing w:line="240" w:lineRule="auto"/>
+      </w:pPr>
+      <w:r>
         <w:rPr>
           <w:rFonts w:hint="eastAsia"/>
         </w:rPr>
-      </w:pPr>
-      <w:r>
-        <w:t>Test representative CHROME_HISTORY and UPLOAD_ACTIVITY events before production rollout.</w:t>
+        <w:t>&lt;/decoder&gt;</w:t>
       </w:r>
     </w:p>
     <w:p>
@@ -470,6 +1096,7 @@
         <w:pStyle w:val="Heading1"/>
       </w:pPr>
       <w:r>
+        <w:lastRenderedPageBreak/>
         <w:t>8. Operational Checklist</w:t>
       </w:r>
     </w:p>
@@ -551,8 +1178,6 @@
       </w:r>
     </w:p>
     <w:sectPr>
-      <w:headerReference w:type="default" r:id="rId8"/>
-      <w:footerReference w:type="default" r:id="rId9"/>
       <w:pgSz w:w="12240" w:h="15840"/>
       <w:pgMar w:top="1008" w:right="1080" w:bottom="1008" w:left="1080" w:header="720" w:footer="720" w:gutter="0"/>
       <w:cols w:space="720"/>
@@ -593,22 +1218,6 @@
 </w:endnotes>
 </file>
 
-<file path=word/footer1.xml><?xml version="1.0" encoding="utf-8"?>
-<w:ftr xmlns:wpc="http://schemas.microsoft.com/office/word/2010/wordprocessingCanvas" xmlns:cx="http://schemas.microsoft.com/office/drawing/2014/chartex" xmlns:cx1="http://schemas.microsoft.com/office/drawing/2015/9/8/chartex" xmlns:cx2="http://schemas.microsoft.com/office/drawing/2015/10/21/chartex" xmlns:cx3="http://schemas.microsoft.com/office/drawing/2016/5/9/chartex" xmlns:cx4="http://schemas.microsoft.com/office/drawing/2016/5/10/chartex" xmlns:cx5="http://schemas.microsoft.com/office/drawing/2016/5/11/chartex" xmlns:cx6="http://schemas.microsoft.com/office/drawing/2016/5/12/chartex" xmlns:cx7="http://schemas.microsoft.com/office/drawing/2016/5/13/chartex" xmlns:cx8="http://schemas.microsoft.com/office/drawing/2016/5/14/chartex" xmlns:mc="http://schemas.openxmlformats.org/markup-compatibility/2006" xmlns:aink="http://schemas.microsoft.com/office/drawing/2016/ink" xmlns:am3d="http://schemas.microsoft.com/office/drawing/2017/model3d" xmlns:o="urn:schemas-microsoft-com:office:office" xmlns:r="http://schemas.openxmlformats.org/officeDocument/2006/relationships" xmlns:m="http://schemas.openxmlformats.org/officeDocument/2006/math" xmlns:v="urn:schemas-microsoft-com:vml" xmlns:wp14="http://schemas.microsoft.com/office/word/2010/wordprocessingDrawing" xmlns:wp="http://schemas.openxmlformats.org/drawingml/2006/wordprocessingDrawing" xmlns:w10="urn:schemas-microsoft-com:office:word" xmlns:w="http://schemas.openxmlformats.org/wordprocessingml/2006/main" xmlns:w14="http://schemas.microsoft.com/office/word/2010/wordml" xmlns:w15="http://schemas.microsoft.com/office/word/2012/wordml" xmlns:w16cex="http://schemas.microsoft.com/office/word/2018/wordml/cex" xmlns:w16cid="http://schemas.microsoft.com/office/word/2016/wordml/cid" xmlns:w16="http://schemas.microsoft.com/office/word/2018/wordml" xmlns:w16sdtdh="http://schemas.microsoft.com/office/word/2020/wordml/sdtdatahash" xmlns:w16se="http://schemas.microsoft.com/office/word/2015/wordml/symex" xmlns:wpg="http://schemas.microsoft.com/office/word/2010/wordprocessingGroup" xmlns:wpi="http://schemas.microsoft.com/office/word/2010/wordprocessingInk" xmlns:wne="http://schemas.microsoft.com/office/word/2006/wordml" xmlns:wps="http://schemas.microsoft.com/office/word/2010/wordprocessingShape" mc:Ignorable="w14 w15 w16se w16cid w16 w16cex w16sdtdh wp14">
-  <w:p>
-    <w:pPr>
-      <w:pStyle w:val="Footer"/>
-      <w:rPr>
-        <w:rFonts w:hint="eastAsia"/>
-      </w:rPr>
-    </w:pPr>
-    <w:r>
-      <w:t>Technical documentation</w:t>
-    </w:r>
-  </w:p>
-</w:ftr>
-</file>
-
 <file path=word/footnotes.xml><?xml version="1.0" encoding="utf-8"?>
 <w:footnotes xmlns:wpc="http://schemas.microsoft.com/office/word/2010/wordprocessingCanvas" xmlns:cx="http://schemas.microsoft.com/office/drawing/2014/chartex" xmlns:cx1="http://schemas.microsoft.com/office/drawing/2015/9/8/chartex" xmlns:cx2="http://schemas.microsoft.com/office/drawing/2015/10/21/chartex" xmlns:cx3="http://schemas.microsoft.com/office/drawing/2016/5/9/chartex" xmlns:cx4="http://schemas.microsoft.com/office/drawing/2016/5/10/chartex" xmlns:cx5="http://schemas.microsoft.com/office/drawing/2016/5/11/chartex" xmlns:cx6="http://schemas.microsoft.com/office/drawing/2016/5/12/chartex" xmlns:cx7="http://schemas.microsoft.com/office/drawing/2016/5/13/chartex" xmlns:cx8="http://schemas.microsoft.com/office/drawing/2016/5/14/chartex" xmlns:mc="http://schemas.openxmlformats.org/markup-compatibility/2006" xmlns:aink="http://schemas.microsoft.com/office/drawing/2016/ink" xmlns:am3d="http://schemas.microsoft.com/office/drawing/2017/model3d" xmlns:o="urn:schemas-microsoft-com:office:office" xmlns:r="http://schemas.openxmlformats.org/officeDocument/2006/relationships" xmlns:m="http://schemas.openxmlformats.org/officeDocument/2006/math" xmlns:v="urn:schemas-microsoft-com:vml" xmlns:wp14="http://schemas.microsoft.com/office/word/2010/wordprocessingDrawing" xmlns:wp="http://schemas.openxmlformats.org/drawingml/2006/wordprocessingDrawing" xmlns:w10="urn:schemas-microsoft-com:office:word" xmlns:w="http://schemas.openxmlformats.org/wordprocessingml/2006/main" xmlns:w14="http://schemas.microsoft.com/office/word/2010/wordml" xmlns:w15="http://schemas.microsoft.com/office/word/2012/wordml" xmlns:w16cex="http://schemas.microsoft.com/office/word/2018/wordml/cex" xmlns:w16cid="http://schemas.microsoft.com/office/word/2016/wordml/cid" xmlns:w16="http://schemas.microsoft.com/office/word/2018/wordml" xmlns:w16sdtdh="http://schemas.microsoft.com/office/word/2020/wordml/sdtdatahash" xmlns:w16se="http://schemas.microsoft.com/office/word/2015/wordml/symex" xmlns:wpg="http://schemas.microsoft.com/office/word/2010/wordprocessingGroup" xmlns:wpi="http://schemas.microsoft.com/office/word/2010/wordprocessingInk" xmlns:wne="http://schemas.microsoft.com/office/word/2006/wordml" xmlns:wps="http://schemas.microsoft.com/office/word/2010/wordprocessingShape" mc:Ignorable="w14 w15 w16se w16cid w16 w16cex w16sdtdh wp14">
   <w:footnote w:type="separator" w:id="-1">
@@ -638,22 +1247,6 @@
     </w:p>
   </w:footnote>
 </w:footnotes>
-</file>
-
-<file path=word/header1.xml><?xml version="1.0" encoding="utf-8"?>
-<w:hdr xmlns:wpc="http://schemas.microsoft.com/office/word/2010/wordprocessingCanvas" xmlns:cx="http://schemas.microsoft.com/office/drawing/2014/chartex" xmlns:cx1="http://schemas.microsoft.com/office/drawing/2015/9/8/chartex" xmlns:cx2="http://schemas.microsoft.com/office/drawing/2015/10/21/chartex" xmlns:cx3="http://schemas.microsoft.com/office/drawing/2016/5/9/chartex" xmlns:cx4="http://schemas.microsoft.com/office/drawing/2016/5/10/chartex" xmlns:cx5="http://schemas.microsoft.com/office/drawing/2016/5/11/chartex" xmlns:cx6="http://schemas.microsoft.com/office/drawing/2016/5/12/chartex" xmlns:cx7="http://schemas.microsoft.com/office/drawing/2016/5/13/chartex" xmlns:cx8="http://schemas.microsoft.com/office/drawing/2016/5/14/chartex" xmlns:mc="http://schemas.openxmlformats.org/markup-compatibility/2006" xmlns:aink="http://schemas.microsoft.com/office/drawing/2016/ink" xmlns:am3d="http://schemas.microsoft.com/office/drawing/2017/model3d" xmlns:o="urn:schemas-microsoft-com:office:office" xmlns:r="http://schemas.openxmlformats.org/officeDocument/2006/relationships" xmlns:m="http://schemas.openxmlformats.org/officeDocument/2006/math" xmlns:v="urn:schemas-microsoft-com:vml" xmlns:wp14="http://schemas.microsoft.com/office/word/2010/wordprocessingDrawing" xmlns:wp="http://schemas.openxmlformats.org/drawingml/2006/wordprocessingDrawing" xmlns:w10="urn:schemas-microsoft-com:office:word" xmlns:w="http://schemas.openxmlformats.org/wordprocessingml/2006/main" xmlns:w14="http://schemas.microsoft.com/office/word/2010/wordml" xmlns:w15="http://schemas.microsoft.com/office/word/2012/wordml" xmlns:w16cex="http://schemas.microsoft.com/office/word/2018/wordml/cex" xmlns:w16cid="http://schemas.microsoft.com/office/word/2016/wordml/cid" xmlns:w16="http://schemas.microsoft.com/office/word/2018/wordml" xmlns:w16sdtdh="http://schemas.microsoft.com/office/word/2020/wordml/sdtdatahash" xmlns:w16se="http://schemas.microsoft.com/office/word/2015/wordml/symex" xmlns:wpg="http://schemas.microsoft.com/office/word/2010/wordprocessingGroup" xmlns:wpi="http://schemas.microsoft.com/office/word/2010/wordprocessingInk" xmlns:wne="http://schemas.microsoft.com/office/word/2006/wordml" xmlns:wps="http://schemas.microsoft.com/office/word/2010/wordprocessingShape" mc:Ignorable="w14 w15 w16se w16cid w16 w16cex w16sdtdh wp14">
-  <w:p>
-    <w:pPr>
-      <w:pStyle w:val="Header"/>
-      <w:rPr>
-        <w:rFonts w:hint="eastAsia"/>
-      </w:rPr>
-    </w:pPr>
-    <w:r>
-      <w:t>Chrome History &amp; Upload Monitor</w:t>
-    </w:r>
-  </w:p>
-</w:hdr>
 </file>
 
 <file path=word/numbering.xml><?xml version="1.0" encoding="utf-8"?>
@@ -1248,7 +1841,7 @@
   <w:style w:type="paragraph" w:default="1" w:styleId="Normal">
     <w:name w:val="Normal"/>
     <w:qFormat/>
-    <w:rsid w:val="00FC693F"/>
+    <w:rsid w:val="004252F9"/>
     <w:rPr>
       <w:rFonts w:ascii="Aptos" w:hAnsi="Aptos"/>
       <w:sz w:val="21"/>
